--- a/특성 공학.docx
+++ b/특성 공학.docx
@@ -2286,20 +2286,6 @@
           <w:rFonts w:hint="eastAsia"/>
           <w:sz w:val="24"/>
         </w:rPr>
-        <w:t>데이터 품질 문제</w:t>
-      </w:r>
-    </w:p>
-    <w:p>
-      <w:pPr>
-        <w:rPr>
-          <w:sz w:val="24"/>
-        </w:rPr>
-      </w:pPr>
-      <w:r>
-        <w:rPr>
-          <w:rFonts w:hint="eastAsia"/>
-          <w:sz w:val="24"/>
-        </w:rPr>
         <w:t xml:space="preserve">(1) </w:t>
       </w:r>
       <w:proofErr w:type="spellStart"/>
@@ -2320,6 +2306,7 @@
       </w:pPr>
       <w:r>
         <w:rPr>
+          <w:noProof/>
           <w:sz w:val="24"/>
         </w:rPr>
         <w:drawing>
@@ -2404,9 +2391,9 @@
           <w:noProof/>
         </w:rPr>
         <w:drawing>
-          <wp:inline distT="0" distB="0" distL="0" distR="0" wp14:anchorId="77CFC178" wp14:editId="6A0D548F">
+          <wp:inline distT="0" distB="0" distL="0" distR="0" wp14:anchorId="77CFC178" wp14:editId="024EEB16">
             <wp:extent cx="4848225" cy="3486473"/>
-            <wp:effectExtent l="0" t="0" r="0" b="0"/>
+            <wp:effectExtent l="0" t="0" r="1905" b="0"/>
             <wp:docPr id="1378851625" name="그림 1"/>
             <wp:cNvGraphicFramePr>
               <a:graphicFrameLocks xmlns:a="http://schemas.openxmlformats.org/drawingml/2006/main" noChangeAspect="1"/>
@@ -2436,7 +2423,7 @@
                   <pic:spPr bwMode="auto">
                     <a:xfrm>
                       <a:off x="0" y="0"/>
-                      <a:ext cx="4860427" cy="3495248"/>
+                      <a:ext cx="4848225" cy="3486473"/>
                     </a:xfrm>
                     <a:prstGeom prst="rect">
                       <a:avLst/>
@@ -2466,6 +2453,7 @@
       </w:pPr>
       <w:r>
         <w:rPr>
+          <w:noProof/>
           <w:sz w:val="24"/>
         </w:rPr>
         <w:lastRenderedPageBreak/>
@@ -2523,7 +2511,6 @@
     <w:p>
       <w:pPr>
         <w:rPr>
-          <w:rFonts w:hint="eastAsia"/>
           <w:sz w:val="24"/>
         </w:rPr>
       </w:pPr>
@@ -2585,6 +2572,561 @@
           </wp:inline>
         </w:drawing>
       </w:r>
+    </w:p>
+    <w:p>
+      <w:pPr>
+        <w:rPr>
+          <w:rFonts w:hint="eastAsia"/>
+          <w:sz w:val="24"/>
+        </w:rPr>
+      </w:pPr>
+      <w:r>
+        <w:rPr>
+          <w:noProof/>
+        </w:rPr>
+        <w:drawing>
+          <wp:inline distT="0" distB="0" distL="0" distR="0" wp14:anchorId="5579D3BF" wp14:editId="44E9D6BD">
+            <wp:extent cx="5038725" cy="3062605"/>
+            <wp:effectExtent l="0" t="0" r="9525" b="0"/>
+            <wp:docPr id="1785555877" name="그림 2"/>
+            <wp:cNvGraphicFramePr>
+              <a:graphicFrameLocks xmlns:a="http://schemas.openxmlformats.org/drawingml/2006/main" noChangeAspect="1"/>
+            </wp:cNvGraphicFramePr>
+            <a:graphic xmlns:a="http://schemas.openxmlformats.org/drawingml/2006/main">
+              <a:graphicData uri="http://schemas.openxmlformats.org/drawingml/2006/picture">
+                <pic:pic xmlns:pic="http://schemas.openxmlformats.org/drawingml/2006/picture">
+                  <pic:nvPicPr>
+                    <pic:cNvPr id="0" name="Picture 2"/>
+                    <pic:cNvPicPr>
+                      <a:picLocks noChangeAspect="1" noChangeArrowheads="1"/>
+                    </pic:cNvPicPr>
+                  </pic:nvPicPr>
+                  <pic:blipFill rotWithShape="1">
+                    <a:blip r:embed="rId9">
+                      <a:extLst>
+                        <a:ext uri="{28A0092B-C50C-407E-A947-70E740481C1C}">
+                          <a14:useLocalDpi xmlns:a14="http://schemas.microsoft.com/office/drawing/2010/main" val="0"/>
+                        </a:ext>
+                      </a:extLst>
+                    </a:blip>
+                    <a:srcRect l="996" t="2177" r="11091" b="-2177"/>
+                    <a:stretch>
+                      <a:fillRect/>
+                    </a:stretch>
+                  </pic:blipFill>
+                  <pic:spPr bwMode="auto">
+                    <a:xfrm>
+                      <a:off x="0" y="0"/>
+                      <a:ext cx="5038725" cy="3062605"/>
+                    </a:xfrm>
+                    <a:prstGeom prst="rect">
+                      <a:avLst/>
+                    </a:prstGeom>
+                    <a:noFill/>
+                    <a:ln>
+                      <a:noFill/>
+                    </a:ln>
+                    <a:extLst>
+                      <a:ext uri="{53640926-AAD7-44D8-BBD7-CCE9431645EC}">
+                        <a14:shadowObscured xmlns:a14="http://schemas.microsoft.com/office/drawing/2010/main"/>
+                      </a:ext>
+                    </a:extLst>
+                  </pic:spPr>
+                </pic:pic>
+              </a:graphicData>
+            </a:graphic>
+          </wp:inline>
+        </w:drawing>
+      </w:r>
+      <w:r>
+        <w:rPr>
+          <w:noProof/>
+        </w:rPr>
+        <w:lastRenderedPageBreak/>
+        <w:drawing>
+          <wp:inline distT="0" distB="0" distL="0" distR="0" wp14:anchorId="3DBD21BA" wp14:editId="5B633A2F">
+            <wp:extent cx="3552825" cy="2667571"/>
+            <wp:effectExtent l="0" t="0" r="0" b="0"/>
+            <wp:docPr id="2078578835" name="그림 1"/>
+            <wp:cNvGraphicFramePr>
+              <a:graphicFrameLocks xmlns:a="http://schemas.openxmlformats.org/drawingml/2006/main" noChangeAspect="1"/>
+            </wp:cNvGraphicFramePr>
+            <a:graphic xmlns:a="http://schemas.openxmlformats.org/drawingml/2006/main">
+              <a:graphicData uri="http://schemas.openxmlformats.org/drawingml/2006/picture">
+                <pic:pic xmlns:pic="http://schemas.openxmlformats.org/drawingml/2006/picture">
+                  <pic:nvPicPr>
+                    <pic:cNvPr id="0" name="Picture 1"/>
+                    <pic:cNvPicPr>
+                      <a:picLocks noChangeAspect="1" noChangeArrowheads="1"/>
+                    </pic:cNvPicPr>
+                  </pic:nvPicPr>
+                  <pic:blipFill>
+                    <a:blip r:embed="rId10">
+                      <a:extLst>
+                        <a:ext uri="{28A0092B-C50C-407E-A947-70E740481C1C}">
+                          <a14:useLocalDpi xmlns:a14="http://schemas.microsoft.com/office/drawing/2010/main" val="0"/>
+                        </a:ext>
+                      </a:extLst>
+                    </a:blip>
+                    <a:srcRect/>
+                    <a:stretch>
+                      <a:fillRect/>
+                    </a:stretch>
+                  </pic:blipFill>
+                  <pic:spPr bwMode="auto">
+                    <a:xfrm>
+                      <a:off x="0" y="0"/>
+                      <a:ext cx="3566730" cy="2678011"/>
+                    </a:xfrm>
+                    <a:prstGeom prst="rect">
+                      <a:avLst/>
+                    </a:prstGeom>
+                    <a:noFill/>
+                    <a:ln>
+                      <a:noFill/>
+                    </a:ln>
+                  </pic:spPr>
+                </pic:pic>
+              </a:graphicData>
+            </a:graphic>
+          </wp:inline>
+        </w:drawing>
+      </w:r>
+    </w:p>
+    <w:p>
+      <w:pPr>
+        <w:rPr>
+          <w:sz w:val="24"/>
+        </w:rPr>
+      </w:pPr>
+      <w:r>
+        <w:rPr>
+          <w:rFonts w:hint="eastAsia"/>
+          <w:sz w:val="24"/>
+        </w:rPr>
+        <w:t xml:space="preserve"> </w:t>
+      </w:r>
+      <w:proofErr w:type="spellStart"/>
+      <w:r>
+        <w:rPr>
+          <w:rFonts w:hint="eastAsia"/>
+          <w:sz w:val="24"/>
+        </w:rPr>
+        <w:t>workclass</w:t>
+      </w:r>
+      <w:proofErr w:type="spellEnd"/>
+      <w:r>
+        <w:rPr>
+          <w:rFonts w:hint="eastAsia"/>
+          <w:sz w:val="24"/>
+        </w:rPr>
+        <w:t>, occupation, native-coun</w:t>
+      </w:r>
+      <w:r>
+        <w:rPr>
+          <w:rFonts w:hint="eastAsia"/>
+          <w:sz w:val="24"/>
+        </w:rPr>
+        <w:t xml:space="preserve">try에 </w:t>
+      </w:r>
+      <w:proofErr w:type="spellStart"/>
+      <w:r>
+        <w:rPr>
+          <w:rFonts w:hint="eastAsia"/>
+          <w:sz w:val="24"/>
+        </w:rPr>
+        <w:t>결측치가</w:t>
+      </w:r>
+      <w:proofErr w:type="spellEnd"/>
+      <w:r>
+        <w:rPr>
+          <w:rFonts w:hint="eastAsia"/>
+          <w:sz w:val="24"/>
+        </w:rPr>
+        <w:t xml:space="preserve"> 존재하는 것을 보아 전처리가 필요하다고 판단된다. </w:t>
+      </w:r>
+      <w:r>
+        <w:rPr>
+          <w:rFonts w:hint="eastAsia"/>
+          <w:sz w:val="24"/>
+        </w:rPr>
+        <w:t>boxplot 그래프를 봤을 때 일부 값만 IQR을 벗어나는 부분</w:t>
+      </w:r>
+      <w:r>
+        <w:rPr>
+          <w:rFonts w:hint="eastAsia"/>
+          <w:sz w:val="24"/>
+        </w:rPr>
+        <w:t>은</w:t>
+      </w:r>
+      <w:r>
+        <w:rPr>
+          <w:rFonts w:hint="eastAsia"/>
+          <w:sz w:val="24"/>
+        </w:rPr>
+        <w:t xml:space="preserve"> 전형적인 이상치 탐색 상황으로 보이나 그렇지 않은 capital-gain, capital-loss는 그렇지 않다는 점을 보아 데이터 특성에 가깝다고 생각한다. hours-per-week도 이상치가 보이나 이 부분도 파트타임, </w:t>
+      </w:r>
+      <w:proofErr w:type="gramStart"/>
+      <w:r>
+        <w:rPr>
+          <w:rFonts w:hint="eastAsia"/>
+          <w:sz w:val="24"/>
+        </w:rPr>
+        <w:t>초과,야간근무</w:t>
+      </w:r>
+      <w:proofErr w:type="gramEnd"/>
+      <w:r>
+        <w:rPr>
+          <w:rFonts w:hint="eastAsia"/>
+          <w:sz w:val="24"/>
+        </w:rPr>
+        <w:t xml:space="preserve"> 등 여러 가능성이 있기 때문에 데이터 특성이 크다고 생각됨.</w:t>
+      </w:r>
+    </w:p>
+    <w:p>
+      <w:pPr>
+        <w:rPr>
+          <w:sz w:val="24"/>
+        </w:rPr>
+      </w:pPr>
+      <w:proofErr w:type="spellStart"/>
+      <w:r>
+        <w:rPr>
+          <w:rFonts w:hint="eastAsia"/>
+          <w:sz w:val="24"/>
+        </w:rPr>
+        <w:t>countplot</w:t>
+      </w:r>
+      <w:proofErr w:type="spellEnd"/>
+      <w:r>
+        <w:rPr>
+          <w:rFonts w:hint="eastAsia"/>
+          <w:sz w:val="24"/>
+        </w:rPr>
+        <w:t>을 봤을 때, 50</w:t>
+      </w:r>
+      <w:r>
+        <w:rPr>
+          <w:rFonts w:hint="eastAsia"/>
+          <w:sz w:val="24"/>
+        </w:rPr>
+        <w:t xml:space="preserve">K 이하의 클래스가 초과하는 클래스보다 2배 이상 높은 비율을 보였다. 고로 불균형이 존재한다고 </w:t>
+      </w:r>
+      <w:proofErr w:type="spellStart"/>
+      <w:r>
+        <w:rPr>
+          <w:rFonts w:hint="eastAsia"/>
+          <w:sz w:val="24"/>
+        </w:rPr>
+        <w:t>생각된고</w:t>
+      </w:r>
+      <w:proofErr w:type="spellEnd"/>
+      <w:r>
+        <w:rPr>
+          <w:rFonts w:hint="eastAsia"/>
+          <w:sz w:val="24"/>
+        </w:rPr>
+        <w:t xml:space="preserve"> heatmap을 봤을 대 수치가 낮은 것으로 보아 선형 상관관계는 크기 않다고 생각된다.</w:t>
+      </w:r>
+    </w:p>
+    <w:p>
+      <w:pPr>
+        <w:rPr>
+          <w:sz w:val="24"/>
+        </w:rPr>
+      </w:pPr>
+    </w:p>
+    <w:p>
+      <w:pPr>
+        <w:rPr>
+          <w:sz w:val="24"/>
+        </w:rPr>
+      </w:pPr>
+      <w:r>
+        <w:rPr>
+          <w:rFonts w:hint="eastAsia"/>
+          <w:sz w:val="24"/>
+        </w:rPr>
+        <w:t>특성 공학 파이프라인 구현</w:t>
+      </w:r>
+    </w:p>
+    <w:p>
+      <w:pPr>
+        <w:rPr>
+          <w:sz w:val="24"/>
+        </w:rPr>
+      </w:pPr>
+      <w:r>
+        <w:rPr>
+          <w:rFonts w:hint="eastAsia"/>
+          <w:sz w:val="24"/>
+        </w:rPr>
+        <w:t xml:space="preserve">1. csv로 변환된 adult데이터에 대해 </w:t>
+      </w:r>
+      <w:proofErr w:type="spellStart"/>
+      <w:r>
+        <w:rPr>
+          <w:rFonts w:hint="eastAsia"/>
+          <w:sz w:val="24"/>
+        </w:rPr>
+        <w:t>결측치</w:t>
+      </w:r>
+      <w:proofErr w:type="spellEnd"/>
+      <w:r>
+        <w:rPr>
+          <w:rFonts w:hint="eastAsia"/>
+          <w:sz w:val="24"/>
+        </w:rPr>
+        <w:t xml:space="preserve"> 처리.</w:t>
+      </w:r>
+    </w:p>
+    <w:p>
+      <w:pPr>
+        <w:rPr>
+          <w:sz w:val="24"/>
+        </w:rPr>
+      </w:pPr>
+      <w:r>
+        <w:rPr>
+          <w:rFonts w:hint="eastAsia"/>
+          <w:sz w:val="24"/>
+        </w:rPr>
+        <w:t>수치형을 쓰기 어려운 범주형 변수가 포함되어 있기 때문에 Most Frequent와 Drop을 사용하여 서로 비교함.</w:t>
+      </w:r>
+      <w:r>
+        <w:rPr>
+          <w:rFonts w:hint="eastAsia"/>
+          <w:sz w:val="24"/>
+        </w:rPr>
+        <w:t xml:space="preserve"> 또한 하기 전에 정답 데이터인 </w:t>
+      </w:r>
+      <w:r>
+        <w:rPr>
+          <w:sz w:val="24"/>
+        </w:rPr>
+        <w:t>‘</w:t>
+      </w:r>
+      <w:r>
+        <w:rPr>
+          <w:rFonts w:hint="eastAsia"/>
+          <w:sz w:val="24"/>
+        </w:rPr>
+        <w:t>income</w:t>
+      </w:r>
+      <w:r>
+        <w:rPr>
+          <w:sz w:val="24"/>
+        </w:rPr>
+        <w:t>’</w:t>
+      </w:r>
+      <w:r>
+        <w:rPr>
+          <w:rFonts w:hint="eastAsia"/>
+          <w:sz w:val="24"/>
+        </w:rPr>
+        <w:t xml:space="preserve">이 있기 </w:t>
+      </w:r>
+      <w:proofErr w:type="spellStart"/>
+      <w:r>
+        <w:rPr>
+          <w:rFonts w:hint="eastAsia"/>
+          <w:sz w:val="24"/>
+        </w:rPr>
+        <w:t>떄문에</w:t>
+      </w:r>
+      <w:proofErr w:type="spellEnd"/>
+      <w:r>
+        <w:rPr>
+          <w:rFonts w:hint="eastAsia"/>
+          <w:sz w:val="24"/>
+        </w:rPr>
+        <w:t xml:space="preserve"> 변수를 x와 y로 분리하여 다시 처리하였다.</w:t>
+      </w:r>
+    </w:p>
+    <w:p>
+      <w:pPr>
+        <w:rPr>
+          <w:sz w:val="24"/>
+        </w:rPr>
+      </w:pPr>
+    </w:p>
+    <w:p>
+      <w:pPr>
+        <w:rPr>
+          <w:sz w:val="24"/>
+        </w:rPr>
+      </w:pPr>
+      <w:r>
+        <w:rPr>
+          <w:rFonts w:hint="eastAsia"/>
+          <w:sz w:val="24"/>
+        </w:rPr>
+        <w:t xml:space="preserve">2. </w:t>
+      </w:r>
+      <w:proofErr w:type="gramStart"/>
+      <w:r>
+        <w:rPr>
+          <w:rFonts w:hint="eastAsia"/>
+          <w:sz w:val="24"/>
+        </w:rPr>
+        <w:t>인코딩( one</w:t>
+      </w:r>
+      <w:proofErr w:type="gramEnd"/>
+      <w:r>
+        <w:rPr>
+          <w:rFonts w:hint="eastAsia"/>
+          <w:sz w:val="24"/>
+        </w:rPr>
+        <w:t>-hot encoding, Label Encoding)</w:t>
+      </w:r>
+    </w:p>
+    <w:p>
+      <w:pPr>
+        <w:rPr>
+          <w:sz w:val="24"/>
+        </w:rPr>
+      </w:pPr>
+      <w:proofErr w:type="spellStart"/>
+      <w:r>
+        <w:rPr>
+          <w:rFonts w:hint="eastAsia"/>
+          <w:sz w:val="24"/>
+        </w:rPr>
+        <w:t>원핫인코딩을</w:t>
+      </w:r>
+      <w:proofErr w:type="spellEnd"/>
+      <w:r>
+        <w:rPr>
+          <w:rFonts w:hint="eastAsia"/>
+          <w:sz w:val="24"/>
+        </w:rPr>
+        <w:t xml:space="preserve"> 하는 도중 기존 수치형 데이터에도 문제가 생길 수 있기 때문에 각 입력 데이터 중에서도 범주형 데이터에 인코딩을 진행하였다. 이는 label역시 마</w:t>
+      </w:r>
+      <w:r>
+        <w:rPr>
+          <w:rFonts w:hint="eastAsia"/>
+          <w:sz w:val="24"/>
+        </w:rPr>
+        <w:lastRenderedPageBreak/>
+        <w:t>찬가지이다.</w:t>
+      </w:r>
+      <w:r>
+        <w:rPr>
+          <w:rFonts w:hint="eastAsia"/>
+          <w:sz w:val="24"/>
+        </w:rPr>
+        <w:t xml:space="preserve"> </w:t>
+      </w:r>
+    </w:p>
+    <w:p>
+      <w:pPr>
+        <w:rPr>
+          <w:sz w:val="24"/>
+        </w:rPr>
+      </w:pPr>
+    </w:p>
+    <w:p>
+      <w:pPr>
+        <w:rPr>
+          <w:sz w:val="24"/>
+        </w:rPr>
+      </w:pPr>
+      <w:r>
+        <w:rPr>
+          <w:rFonts w:hint="eastAsia"/>
+          <w:sz w:val="24"/>
+        </w:rPr>
+        <w:t>3. 스케일링 비교</w:t>
+      </w:r>
+    </w:p>
+    <w:p>
+      <w:pPr>
+        <w:rPr>
+          <w:sz w:val="24"/>
+        </w:rPr>
+      </w:pPr>
+      <w:r>
+        <w:rPr>
+          <w:rFonts w:hint="eastAsia"/>
+          <w:sz w:val="24"/>
+        </w:rPr>
+        <w:t xml:space="preserve">위의 EDA결과에서 볼 수 있듯이 이상치처럼 보이는 값이 있었고, 분포가 치우쳐져 있었기 때문에 </w:t>
+      </w:r>
+      <w:proofErr w:type="spellStart"/>
+      <w:r>
+        <w:rPr>
+          <w:rFonts w:hint="eastAsia"/>
+          <w:sz w:val="24"/>
+        </w:rPr>
+        <w:t>StandardScaler</w:t>
+      </w:r>
+      <w:proofErr w:type="spellEnd"/>
+      <w:r>
+        <w:rPr>
+          <w:rFonts w:hint="eastAsia"/>
+          <w:sz w:val="24"/>
+        </w:rPr>
+        <w:t xml:space="preserve">, </w:t>
+      </w:r>
+      <w:proofErr w:type="spellStart"/>
+      <w:r>
+        <w:rPr>
+          <w:rFonts w:hint="eastAsia"/>
+          <w:sz w:val="24"/>
+        </w:rPr>
+        <w:t>RobustScaler</w:t>
+      </w:r>
+      <w:proofErr w:type="spellEnd"/>
+      <w:r>
+        <w:rPr>
+          <w:rFonts w:hint="eastAsia"/>
+          <w:sz w:val="24"/>
+        </w:rPr>
+        <w:t>를 사용하였다.</w:t>
+      </w:r>
+    </w:p>
+    <w:p>
+      <w:pPr>
+        <w:rPr>
+          <w:sz w:val="24"/>
+        </w:rPr>
+      </w:pPr>
+    </w:p>
+    <w:p>
+      <w:pPr>
+        <w:rPr>
+          <w:sz w:val="24"/>
+        </w:rPr>
+      </w:pPr>
+      <w:r>
+        <w:rPr>
+          <w:rFonts w:hint="eastAsia"/>
+          <w:sz w:val="24"/>
+        </w:rPr>
+        <w:t>4. 파생 변수 생성</w:t>
+      </w:r>
+    </w:p>
+    <w:p>
+      <w:pPr>
+        <w:rPr>
+          <w:sz w:val="24"/>
+        </w:rPr>
+      </w:pPr>
+      <w:r>
+        <w:rPr>
+          <w:rFonts w:hint="eastAsia"/>
+          <w:sz w:val="24"/>
+        </w:rPr>
+        <w:t>소득 수준에 영향을 줄 가능성이 있는 근무 시간 및 사본 관련 정보를 강화하기 위해 파생변수를 생성. hours-per-week를 기반으로 근무 강도를 구간화, capital-gain &amp; capital-loss를 이용하여 순자본 변수 생성.</w:t>
+      </w:r>
+    </w:p>
+    <w:p>
+      <w:pPr>
+        <w:rPr>
+          <w:rFonts w:hint="eastAsia"/>
+          <w:sz w:val="24"/>
+        </w:rPr>
+      </w:pPr>
     </w:p>
     <w:sectPr>
       <w:pgSz w:w="11906" w:h="16838"/>

--- a/특성 공학.docx
+++ b/특성 공학.docx
@@ -906,7 +906,6 @@
                 <w14:ligatures w14:val="none"/>
               </w:rPr>
             </w:pPr>
-            <w:proofErr w:type="gramStart"/>
             <w:r>
               <w:rPr>
                 <w:rFonts w:ascii="맑은 고딕" w:eastAsia="맑은 고딕" w:hAnsi="맑은 고딕" w:cs="굴림"/>
@@ -917,7 +916,6 @@
               </w:rPr>
               <w:t>marital-status</w:t>
             </w:r>
-            <w:proofErr w:type="gramEnd"/>
           </w:p>
         </w:tc>
         <w:tc>
@@ -1934,7 +1932,6 @@
                 <w14:ligatures w14:val="none"/>
               </w:rPr>
             </w:pPr>
-            <w:proofErr w:type="gramStart"/>
             <w:r>
               <w:rPr>
                 <w:rFonts w:ascii="맑은 고딕" w:eastAsia="맑은 고딕" w:hAnsi="맑은 고딕" w:cs="굴림"/>
@@ -1945,7 +1942,6 @@
               </w:rPr>
               <w:t>native-country</w:t>
             </w:r>
-            <w:proofErr w:type="gramEnd"/>
           </w:p>
         </w:tc>
         <w:tc>
@@ -2576,7 +2572,6 @@
     <w:p>
       <w:pPr>
         <w:rPr>
-          <w:rFonts w:hint="eastAsia"/>
           <w:sz w:val="24"/>
         </w:rPr>
       </w:pPr>
@@ -2764,23 +2759,7 @@
           <w:rFonts w:hint="eastAsia"/>
           <w:sz w:val="24"/>
         </w:rPr>
-        <w:t xml:space="preserve"> 전형적인 이상치 탐색 상황으로 보이나 그렇지 않은 capital-gain, capital-loss는 그렇지 않다는 점을 보아 데이터 특성에 가깝다고 생각한다. hours-per-week도 이상치가 보이나 이 부분도 파트타임, </w:t>
-      </w:r>
-      <w:proofErr w:type="gramStart"/>
-      <w:r>
-        <w:rPr>
-          <w:rFonts w:hint="eastAsia"/>
-          <w:sz w:val="24"/>
-        </w:rPr>
-        <w:t>초과,야간근무</w:t>
-      </w:r>
-      <w:proofErr w:type="gramEnd"/>
-      <w:r>
-        <w:rPr>
-          <w:rFonts w:hint="eastAsia"/>
-          <w:sz w:val="24"/>
-        </w:rPr>
-        <w:t xml:space="preserve"> 등 여러 가능성이 있기 때문에 데이터 특성이 크다고 생각됨.</w:t>
+        <w:t xml:space="preserve"> 전형적인 이상치 탐색 상황으로 보이나 그렇지 않은 capital-gain, capital-loss는 그렇지 않다는 점을 보아 데이터 특성에 가깝다고 생각한다. hours-per-week도 이상치가 보이나 이 부분도 파트타임, 초과,야간근무 등 여러 가능성이 있기 때문에 데이터 특성이 크다고 생각됨.</w:t>
       </w:r>
     </w:p>
     <w:p>
@@ -2961,23 +2940,7 @@
           <w:rFonts w:hint="eastAsia"/>
           <w:sz w:val="24"/>
         </w:rPr>
-        <w:t xml:space="preserve">2. </w:t>
-      </w:r>
-      <w:proofErr w:type="gramStart"/>
-      <w:r>
-        <w:rPr>
-          <w:rFonts w:hint="eastAsia"/>
-          <w:sz w:val="24"/>
-        </w:rPr>
-        <w:t>인코딩( one</w:t>
-      </w:r>
-      <w:proofErr w:type="gramEnd"/>
-      <w:r>
-        <w:rPr>
-          <w:rFonts w:hint="eastAsia"/>
-          <w:sz w:val="24"/>
-        </w:rPr>
-        <w:t>-hot encoding, Label Encoding)</w:t>
+        <w:t>2. 인코딩( one-hot encoding, Label Encoding)</w:t>
       </w:r>
     </w:p>
     <w:p>
@@ -3127,6 +3090,21 @@
           <w:sz w:val="24"/>
         </w:rPr>
       </w:pPr>
+    </w:p>
+    <w:p>
+      <w:pPr>
+        <w:rPr>
+          <w:rFonts w:hint="eastAsia"/>
+          <w:sz w:val="24"/>
+        </w:rPr>
+      </w:pPr>
+      <w:r>
+        <w:rPr>
+          <w:rFonts w:hint="eastAsia"/>
+          <w:sz w:val="24"/>
+        </w:rPr>
+        <w:t>변수 선택</w:t>
+      </w:r>
     </w:p>
     <w:sectPr>
       <w:pgSz w:w="11906" w:h="16838"/>

--- a/특성 공학.docx
+++ b/특성 공학.docx
@@ -130,7 +130,6 @@
                 <w14:ligatures w14:val="none"/>
               </w:rPr>
             </w:pPr>
-            <w:proofErr w:type="spellStart"/>
             <w:r>
               <w:rPr>
                 <w:rFonts w:ascii="맑은 고딕" w:eastAsia="맑은 고딕" w:hAnsi="맑은 고딕" w:cs="굴림"/>
@@ -141,7 +140,6 @@
               </w:rPr>
               <w:t>컬럼명</w:t>
             </w:r>
-            <w:proofErr w:type="spellEnd"/>
           </w:p>
         </w:tc>
         <w:tc>
@@ -388,7 +386,6 @@
                 <w14:ligatures w14:val="none"/>
               </w:rPr>
             </w:pPr>
-            <w:proofErr w:type="spellStart"/>
             <w:r>
               <w:rPr>
                 <w:rFonts w:ascii="맑은 고딕" w:eastAsia="맑은 고딕" w:hAnsi="맑은 고딕" w:cs="굴림"/>
@@ -399,7 +396,6 @@
               </w:rPr>
               <w:t>workclass</w:t>
             </w:r>
-            <w:proofErr w:type="spellEnd"/>
           </w:p>
         </w:tc>
         <w:tc>
@@ -518,7 +514,6 @@
                 <w14:ligatures w14:val="none"/>
               </w:rPr>
             </w:pPr>
-            <w:proofErr w:type="spellStart"/>
             <w:r>
               <w:rPr>
                 <w:rFonts w:ascii="맑은 고딕" w:eastAsia="맑은 고딕" w:hAnsi="맑은 고딕" w:cs="굴림"/>
@@ -529,7 +524,6 @@
               </w:rPr>
               <w:t>fnlwgt</w:t>
             </w:r>
-            <w:proofErr w:type="spellEnd"/>
           </w:p>
         </w:tc>
         <w:tc>
@@ -776,7 +770,6 @@
                 <w14:ligatures w14:val="none"/>
               </w:rPr>
             </w:pPr>
-            <w:proofErr w:type="spellStart"/>
             <w:r>
               <w:rPr>
                 <w:rFonts w:ascii="맑은 고딕" w:eastAsia="맑은 고딕" w:hAnsi="맑은 고딕" w:cs="굴림"/>
@@ -787,7 +780,6 @@
               </w:rPr>
               <w:t>education_num</w:t>
             </w:r>
-            <w:proofErr w:type="spellEnd"/>
           </w:p>
         </w:tc>
         <w:tc>
@@ -1500,7 +1492,6 @@
                 <w14:ligatures w14:val="none"/>
               </w:rPr>
             </w:pPr>
-            <w:proofErr w:type="spellStart"/>
             <w:r>
               <w:rPr>
                 <w:rFonts w:ascii="맑은 고딕" w:eastAsia="맑은 고딕" w:hAnsi="맑은 고딕" w:cs="굴림"/>
@@ -1511,7 +1502,6 @@
               </w:rPr>
               <w:t>성멸</w:t>
             </w:r>
-            <w:proofErr w:type="spellEnd"/>
           </w:p>
         </w:tc>
       </w:tr>
@@ -2282,17 +2272,8 @@
           <w:rFonts w:hint="eastAsia"/>
           <w:sz w:val="24"/>
         </w:rPr>
-        <w:t xml:space="preserve">(1) </w:t>
-      </w:r>
-      <w:proofErr w:type="spellStart"/>
-      <w:r>
-        <w:rPr>
-          <w:rFonts w:hint="eastAsia"/>
-          <w:sz w:val="24"/>
-        </w:rPr>
-        <w:t>결측치</w:t>
-      </w:r>
-      <w:proofErr w:type="spellEnd"/>
+        <w:t>(1) 결측치</w:t>
+      </w:r>
     </w:p>
     <w:p>
       <w:pPr>
@@ -2699,121 +2680,160 @@
           <w:rFonts w:hint="eastAsia"/>
           <w:sz w:val="24"/>
         </w:rPr>
-        <w:t xml:space="preserve"> </w:t>
-      </w:r>
-      <w:proofErr w:type="spellStart"/>
+        <w:t xml:space="preserve"> workclass, occupation, native-coun</w:t>
+      </w:r>
       <w:r>
         <w:rPr>
           <w:rFonts w:hint="eastAsia"/>
           <w:sz w:val="24"/>
         </w:rPr>
-        <w:t>workclass</w:t>
-      </w:r>
-      <w:proofErr w:type="spellEnd"/>
+        <w:t xml:space="preserve">try에 결측치가 존재하는 것을 보아 전처리가 필요하다고 판단된다. </w:t>
+      </w:r>
       <w:r>
         <w:rPr>
           <w:rFonts w:hint="eastAsia"/>
           <w:sz w:val="24"/>
         </w:rPr>
-        <w:t>, occupation, native-coun</w:t>
+        <w:t>boxplot 그래프를 봤을 때 일부 값만 IQR을 벗어나는 부분</w:t>
       </w:r>
       <w:r>
         <w:rPr>
           <w:rFonts w:hint="eastAsia"/>
           <w:sz w:val="24"/>
         </w:rPr>
-        <w:t xml:space="preserve">try에 </w:t>
-      </w:r>
-      <w:proofErr w:type="spellStart"/>
+        <w:t>은</w:t>
+      </w:r>
       <w:r>
         <w:rPr>
           <w:rFonts w:hint="eastAsia"/>
           <w:sz w:val="24"/>
         </w:rPr>
-        <w:t>결측치가</w:t>
-      </w:r>
-      <w:proofErr w:type="spellEnd"/>
+        <w:t xml:space="preserve"> 전형적인 이상치 탐색 상황으로 보이나 그렇지 않은 capital-gain, capital-loss는 그렇지 않다는 점을 보아 데이터 특성에 가깝다고 생각한다. hours-per-week도 이상치가 보이나 이 부분도 파트타임, 초과,야간근무 등 여러 가능성이 있기 때문에 데이터 특성이 크다고 생각됨.</w:t>
+      </w:r>
+    </w:p>
+    <w:p>
+      <w:pPr>
+        <w:rPr>
+          <w:sz w:val="24"/>
+        </w:rPr>
+      </w:pPr>
       <w:r>
         <w:rPr>
           <w:rFonts w:hint="eastAsia"/>
           <w:sz w:val="24"/>
         </w:rPr>
-        <w:t xml:space="preserve"> 존재하는 것을 보아 전처리가 필요하다고 판단된다. </w:t>
+        <w:t>countplot을 봤을 때, 50</w:t>
       </w:r>
       <w:r>
         <w:rPr>
           <w:rFonts w:hint="eastAsia"/>
           <w:sz w:val="24"/>
         </w:rPr>
-        <w:t>boxplot 그래프를 봤을 때 일부 값만 IQR을 벗어나는 부분</w:t>
-      </w:r>
+        <w:t>K 이하의 클래스가 초과하는 클래스보다 2배 이상 높은 비율을 보였다. 고로 불균형이 존재한다고 생각된고 heatmap을 봤을 대 수치가 낮은 것으로 보아 선형 상관관계는 크기 않다고 생각된다.</w:t>
+      </w:r>
+    </w:p>
+    <w:p>
+      <w:pPr>
+        <w:rPr>
+          <w:sz w:val="24"/>
+        </w:rPr>
+      </w:pPr>
+    </w:p>
+    <w:p>
+      <w:pPr>
+        <w:rPr>
+          <w:sz w:val="24"/>
+        </w:rPr>
+      </w:pPr>
       <w:r>
         <w:rPr>
           <w:rFonts w:hint="eastAsia"/>
           <w:sz w:val="24"/>
         </w:rPr>
-        <w:t>은</w:t>
-      </w:r>
+        <w:t>특성 공학 파이프라인 구현</w:t>
+      </w:r>
+    </w:p>
+    <w:p>
+      <w:pPr>
+        <w:rPr>
+          <w:sz w:val="24"/>
+        </w:rPr>
+      </w:pPr>
       <w:r>
         <w:rPr>
           <w:rFonts w:hint="eastAsia"/>
           <w:sz w:val="24"/>
         </w:rPr>
-        <w:t xml:space="preserve"> 전형적인 이상치 탐색 상황으로 보이나 그렇지 않은 capital-gain, capital-loss는 그렇지 않다는 점을 보아 데이터 특성에 가깝다고 생각한다. hours-per-week도 이상치가 보이나 이 부분도 파트타임, 초과,야간근무 등 여러 가능성이 있기 때문에 데이터 특성이 크다고 생각됨.</w:t>
-      </w:r>
-    </w:p>
-    <w:p>
-      <w:pPr>
-        <w:rPr>
-          <w:sz w:val="24"/>
-        </w:rPr>
-      </w:pPr>
-      <w:proofErr w:type="spellStart"/>
+        <w:t>1. csv로 변환된 adult데이터에 대해 결측치 처리.</w:t>
+      </w:r>
+    </w:p>
+    <w:p>
+      <w:pPr>
+        <w:rPr>
+          <w:sz w:val="24"/>
+        </w:rPr>
+      </w:pPr>
       <w:r>
         <w:rPr>
           <w:rFonts w:hint="eastAsia"/>
           <w:sz w:val="24"/>
         </w:rPr>
-        <w:t>countplot</w:t>
-      </w:r>
-      <w:proofErr w:type="spellEnd"/>
+        <w:t>수치형을 쓰기 어려운 범주형 변수가 포함되어 있기 때문에 Most Frequent와 Drop을 사용하여 서로 비교함.</w:t>
+      </w:r>
       <w:r>
         <w:rPr>
           <w:rFonts w:hint="eastAsia"/>
           <w:sz w:val="24"/>
         </w:rPr>
-        <w:t>을 봤을 때, 50</w:t>
+        <w:t xml:space="preserve"> 또한 하기 전에 정답 데이터인 </w:t>
+      </w:r>
+      <w:r>
+        <w:rPr>
+          <w:sz w:val="24"/>
+        </w:rPr>
+        <w:t>‘</w:t>
       </w:r>
       <w:r>
         <w:rPr>
           <w:rFonts w:hint="eastAsia"/>
           <w:sz w:val="24"/>
         </w:rPr>
-        <w:t xml:space="preserve">K 이하의 클래스가 초과하는 클래스보다 2배 이상 높은 비율을 보였다. 고로 불균형이 존재한다고 </w:t>
-      </w:r>
-      <w:proofErr w:type="spellStart"/>
+        <w:t>income</w:t>
+      </w:r>
+      <w:r>
+        <w:rPr>
+          <w:sz w:val="24"/>
+        </w:rPr>
+        <w:t>’</w:t>
+      </w:r>
       <w:r>
         <w:rPr>
           <w:rFonts w:hint="eastAsia"/>
           <w:sz w:val="24"/>
         </w:rPr>
-        <w:t>생각된고</w:t>
-      </w:r>
-      <w:proofErr w:type="spellEnd"/>
+        <w:t>이 있기 떄문에 변수를 x와 y로 분리하여 다시 처리하였다.</w:t>
+      </w:r>
+    </w:p>
+    <w:p>
+      <w:pPr>
+        <w:rPr>
+          <w:sz w:val="24"/>
+        </w:rPr>
+      </w:pPr>
+    </w:p>
+    <w:p>
+      <w:pPr>
+        <w:rPr>
+          <w:sz w:val="24"/>
+        </w:rPr>
+      </w:pPr>
       <w:r>
         <w:rPr>
           <w:rFonts w:hint="eastAsia"/>
           <w:sz w:val="24"/>
         </w:rPr>
-        <w:t xml:space="preserve"> heatmap을 봤을 대 수치가 낮은 것으로 보아 선형 상관관계는 크기 않다고 생각된다.</w:t>
-      </w:r>
-    </w:p>
-    <w:p>
-      <w:pPr>
-        <w:rPr>
-          <w:sz w:val="24"/>
-        </w:rPr>
-      </w:pPr>
+        <w:t>2. 인코딩( one-hot encoding, Label Encoding)</w:t>
+      </w:r>
     </w:p>
     <w:p>
       <w:pPr>
@@ -2826,144 +2846,7 @@
           <w:rFonts w:hint="eastAsia"/>
           <w:sz w:val="24"/>
         </w:rPr>
-        <w:t>특성 공학 파이프라인 구현</w:t>
-      </w:r>
-    </w:p>
-    <w:p>
-      <w:pPr>
-        <w:rPr>
-          <w:sz w:val="24"/>
-        </w:rPr>
-      </w:pPr>
-      <w:r>
-        <w:rPr>
-          <w:rFonts w:hint="eastAsia"/>
-          <w:sz w:val="24"/>
-        </w:rPr>
-        <w:t xml:space="preserve">1. csv로 변환된 adult데이터에 대해 </w:t>
-      </w:r>
-      <w:proofErr w:type="spellStart"/>
-      <w:r>
-        <w:rPr>
-          <w:rFonts w:hint="eastAsia"/>
-          <w:sz w:val="24"/>
-        </w:rPr>
-        <w:t>결측치</w:t>
-      </w:r>
-      <w:proofErr w:type="spellEnd"/>
-      <w:r>
-        <w:rPr>
-          <w:rFonts w:hint="eastAsia"/>
-          <w:sz w:val="24"/>
-        </w:rPr>
-        <w:t xml:space="preserve"> 처리.</w:t>
-      </w:r>
-    </w:p>
-    <w:p>
-      <w:pPr>
-        <w:rPr>
-          <w:sz w:val="24"/>
-        </w:rPr>
-      </w:pPr>
-      <w:r>
-        <w:rPr>
-          <w:rFonts w:hint="eastAsia"/>
-          <w:sz w:val="24"/>
-        </w:rPr>
-        <w:t>수치형을 쓰기 어려운 범주형 변수가 포함되어 있기 때문에 Most Frequent와 Drop을 사용하여 서로 비교함.</w:t>
-      </w:r>
-      <w:r>
-        <w:rPr>
-          <w:rFonts w:hint="eastAsia"/>
-          <w:sz w:val="24"/>
-        </w:rPr>
-        <w:t xml:space="preserve"> 또한 하기 전에 정답 데이터인 </w:t>
-      </w:r>
-      <w:r>
-        <w:rPr>
-          <w:sz w:val="24"/>
-        </w:rPr>
-        <w:t>‘</w:t>
-      </w:r>
-      <w:r>
-        <w:rPr>
-          <w:rFonts w:hint="eastAsia"/>
-          <w:sz w:val="24"/>
-        </w:rPr>
-        <w:t>income</w:t>
-      </w:r>
-      <w:r>
-        <w:rPr>
-          <w:sz w:val="24"/>
-        </w:rPr>
-        <w:t>’</w:t>
-      </w:r>
-      <w:r>
-        <w:rPr>
-          <w:rFonts w:hint="eastAsia"/>
-          <w:sz w:val="24"/>
-        </w:rPr>
-        <w:t xml:space="preserve">이 있기 </w:t>
-      </w:r>
-      <w:proofErr w:type="spellStart"/>
-      <w:r>
-        <w:rPr>
-          <w:rFonts w:hint="eastAsia"/>
-          <w:sz w:val="24"/>
-        </w:rPr>
-        <w:t>떄문에</w:t>
-      </w:r>
-      <w:proofErr w:type="spellEnd"/>
-      <w:r>
-        <w:rPr>
-          <w:rFonts w:hint="eastAsia"/>
-          <w:sz w:val="24"/>
-        </w:rPr>
-        <w:t xml:space="preserve"> 변수를 x와 y로 분리하여 다시 처리하였다.</w:t>
-      </w:r>
-    </w:p>
-    <w:p>
-      <w:pPr>
-        <w:rPr>
-          <w:sz w:val="24"/>
-        </w:rPr>
-      </w:pPr>
-    </w:p>
-    <w:p>
-      <w:pPr>
-        <w:rPr>
-          <w:sz w:val="24"/>
-        </w:rPr>
-      </w:pPr>
-      <w:r>
-        <w:rPr>
-          <w:rFonts w:hint="eastAsia"/>
-          <w:sz w:val="24"/>
-        </w:rPr>
-        <w:t>2. 인코딩( one-hot encoding, Label Encoding)</w:t>
-      </w:r>
-    </w:p>
-    <w:p>
-      <w:pPr>
-        <w:rPr>
-          <w:sz w:val="24"/>
-        </w:rPr>
-      </w:pPr>
-      <w:proofErr w:type="spellStart"/>
-      <w:r>
-        <w:rPr>
-          <w:rFonts w:hint="eastAsia"/>
-          <w:sz w:val="24"/>
-        </w:rPr>
-        <w:t>원핫인코딩을</w:t>
-      </w:r>
-      <w:proofErr w:type="spellEnd"/>
-      <w:r>
-        <w:rPr>
-          <w:rFonts w:hint="eastAsia"/>
-          <w:sz w:val="24"/>
-        </w:rPr>
-        <w:t xml:space="preserve"> 하는 도중 기존 수치형 데이터에도 문제가 생길 수 있기 때문에 각 입력 데이터 중에서도 범주형 데이터에 인코딩을 진행하였다. 이는 label역시 마</w:t>
+        <w:t>원핫인코딩을 하는 도중 기존 수치형 데이터에도 문제가 생길 수 있기 때문에 각 입력 데이터 중에서도 범주형 데이터에 인코딩을 진행하였다. 이는 label역시 마</w:t>
       </w:r>
       <w:r>
         <w:rPr>
@@ -3013,39 +2896,77 @@
           <w:rFonts w:hint="eastAsia"/>
           <w:sz w:val="24"/>
         </w:rPr>
-        <w:t xml:space="preserve">위의 EDA결과에서 볼 수 있듯이 이상치처럼 보이는 값이 있었고, 분포가 치우쳐져 있었기 때문에 </w:t>
-      </w:r>
-      <w:proofErr w:type="spellStart"/>
+        <w:t>위의 EDA결과에서 볼 수 있듯이 이상치처럼 보이는 값이 있었고, 분포가 치우쳐져 있었기 때문에 StandardScaler, RobustScaler를 사용하였다.</w:t>
+      </w:r>
+    </w:p>
+    <w:p>
+      <w:pPr>
+        <w:rPr>
+          <w:sz w:val="24"/>
+        </w:rPr>
+      </w:pPr>
+    </w:p>
+    <w:p>
+      <w:pPr>
+        <w:rPr>
+          <w:sz w:val="24"/>
+        </w:rPr>
+      </w:pPr>
       <w:r>
         <w:rPr>
           <w:rFonts w:hint="eastAsia"/>
           <w:sz w:val="24"/>
         </w:rPr>
-        <w:t>StandardScaler</w:t>
-      </w:r>
-      <w:proofErr w:type="spellEnd"/>
+        <w:t>4. 파생 변수 생성</w:t>
+      </w:r>
+    </w:p>
+    <w:p>
+      <w:pPr>
+        <w:rPr>
+          <w:sz w:val="24"/>
+        </w:rPr>
+      </w:pPr>
       <w:r>
         <w:rPr>
           <w:rFonts w:hint="eastAsia"/>
           <w:sz w:val="24"/>
         </w:rPr>
-        <w:t xml:space="preserve">, </w:t>
-      </w:r>
-      <w:proofErr w:type="spellStart"/>
+        <w:t>소득 수준에 영향을 줄 가능성이 있는 근무 시간 및 사본 관련 정보를 강화하기 위해 파생변수를 생성. hours-per-week를 기반으로 근무 강도를 구간화, capital-gain &amp; capital-loss를 이용하여 순자본 변수 생성.</w:t>
+      </w:r>
+    </w:p>
+    <w:p>
+      <w:pPr>
+        <w:rPr>
+          <w:sz w:val="24"/>
+        </w:rPr>
+      </w:pPr>
+    </w:p>
+    <w:p>
+      <w:pPr>
+        <w:rPr>
+          <w:sz w:val="24"/>
+        </w:rPr>
+      </w:pPr>
       <w:r>
         <w:rPr>
           <w:rFonts w:hint="eastAsia"/>
           <w:sz w:val="24"/>
         </w:rPr>
-        <w:t>RobustScaler</w:t>
-      </w:r>
-      <w:proofErr w:type="spellEnd"/>
+        <w:t>변수 선택</w:t>
+      </w:r>
+    </w:p>
+    <w:p>
+      <w:pPr>
+        <w:rPr>
+          <w:sz w:val="24"/>
+        </w:rPr>
+      </w:pPr>
       <w:r>
         <w:rPr>
           <w:rFonts w:hint="eastAsia"/>
           <w:sz w:val="24"/>
         </w:rPr>
-        <w:t>를 사용하였다.</w:t>
+        <w:t>나이나 교육 수준, 근무 시간등의 단순 직선 관계가 아닌 비선형 관계가 복잡하게 얽혀있기 때문에 random을 사용하였다. 그리고 selectKbest는 모든 변수 중에서 목표 변수와 관련성이 높은 상위k개 특성만 선택하는 기법으로 중요  10개를 사용하였다.</w:t>
       </w:r>
     </w:p>
     <w:p>
@@ -3066,7 +2987,68 @@
           <w:rFonts w:hint="eastAsia"/>
           <w:sz w:val="24"/>
         </w:rPr>
-        <w:t>4. 파생 변수 생성</w:t>
+        <w:t>실험 비교 항목</w:t>
+      </w:r>
+    </w:p>
+    <w:p>
+      <w:pPr>
+        <w:rPr>
+          <w:sz w:val="24"/>
+        </w:rPr>
+      </w:pPr>
+      <w:r>
+        <w:rPr>
+          <w:noProof/>
+          <w:sz w:val="24"/>
+        </w:rPr>
+        <w:drawing>
+          <wp:inline distT="0" distB="0" distL="0" distR="0" wp14:anchorId="1FAF9FA0" wp14:editId="38AE1620">
+            <wp:extent cx="5731510" cy="2707005"/>
+            <wp:effectExtent l="0" t="0" r="2540" b="0"/>
+            <wp:docPr id="1638421063" name="그림 1"/>
+            <wp:cNvGraphicFramePr>
+              <a:graphicFrameLocks xmlns:a="http://schemas.openxmlformats.org/drawingml/2006/main" noChangeAspect="1"/>
+            </wp:cNvGraphicFramePr>
+            <a:graphic xmlns:a="http://schemas.openxmlformats.org/drawingml/2006/main">
+              <a:graphicData uri="http://schemas.openxmlformats.org/drawingml/2006/picture">
+                <pic:pic xmlns:pic="http://schemas.openxmlformats.org/drawingml/2006/picture">
+                  <pic:nvPicPr>
+                    <pic:cNvPr id="0" name="Picture 1"/>
+                    <pic:cNvPicPr>
+                      <a:picLocks noChangeAspect="1" noChangeArrowheads="1"/>
+                    </pic:cNvPicPr>
+                  </pic:nvPicPr>
+                  <pic:blipFill>
+                    <a:blip r:embed="rId11">
+                      <a:extLst>
+                        <a:ext uri="{28A0092B-C50C-407E-A947-70E740481C1C}">
+                          <a14:useLocalDpi xmlns:a14="http://schemas.microsoft.com/office/drawing/2010/main" val="0"/>
+                        </a:ext>
+                      </a:extLst>
+                    </a:blip>
+                    <a:srcRect/>
+                    <a:stretch>
+                      <a:fillRect/>
+                    </a:stretch>
+                  </pic:blipFill>
+                  <pic:spPr bwMode="auto">
+                    <a:xfrm>
+                      <a:off x="0" y="0"/>
+                      <a:ext cx="5731510" cy="2707005"/>
+                    </a:xfrm>
+                    <a:prstGeom prst="rect">
+                      <a:avLst/>
+                    </a:prstGeom>
+                    <a:noFill/>
+                    <a:ln>
+                      <a:noFill/>
+                    </a:ln>
+                  </pic:spPr>
+                </pic:pic>
+              </a:graphicData>
+            </a:graphic>
+          </wp:inline>
+        </w:drawing>
       </w:r>
     </w:p>
     <w:p>
@@ -3080,16 +3062,23 @@
           <w:rFonts w:hint="eastAsia"/>
           <w:sz w:val="24"/>
         </w:rPr>
-        <w:t>소득 수준에 영향을 줄 가능성이 있는 근무 시간 및 사본 관련 정보를 강화하기 위해 파생변수를 생성. hours-per-week를 기반으로 근무 강도를 구간화, capital-gain &amp; capital-loss를 이용하여 순자본 변수 생성.</w:t>
-      </w:r>
-    </w:p>
-    <w:p>
-      <w:pPr>
+        <w:lastRenderedPageBreak/>
+        <w:t xml:space="preserve">결과가 있는 experiment_result.csv 파일의 내용을 볼 때, 전체적으로 XGBoost가 Random보다 성능이 좋은 것을 알 수 있다. </w:t>
+      </w:r>
+    </w:p>
+    <w:p>
+      <w:pPr>
+        <w:rPr>
+          <w:sz w:val="24"/>
+        </w:rPr>
+      </w:pPr>
+      <w:r>
         <w:rPr>
           <w:rFonts w:hint="eastAsia"/>
           <w:sz w:val="24"/>
         </w:rPr>
-      </w:pPr>
+        <w:t>여기서 feature selection을 볼 때 mostfreq + onehot+standard+randomforest에서 feature selection을 사용하지 않았을때보다 사용한 것이 모든 지표에서 하락한 것을 볼 수 있었고, mostfreq + label+robust+xgboost 역시 선택 한 부분이 감소한 것을 볼 수 있다. 이를 통해 원본 변수들이 충분히 유용했고, selectkbest가 중요한 정보를 제거하면서 성능이 감소한 것으로 보인다.</w:t>
+      </w:r>
     </w:p>
     <w:p>
       <w:pPr>
@@ -3103,8 +3092,94 @@
           <w:rFonts w:hint="eastAsia"/>
           <w:sz w:val="24"/>
         </w:rPr>
-        <w:t>변수 선택</w:t>
-      </w:r>
+        <w:t>다만 이 코드에서는 학습 데이터와 테스트 데이터의 성능 차이를 비교하지 않았기 때문에 feature selection이 과적합 감소에 기여했는지 여부는 판단하기 어렵다. 또한 근무 강도 구간화 변수와 순자본 변수를 생성하여 적용하였으나 파생 변수 적용 전후의 성능 비료 실험을 수행하지 않아 실제 성능 향상에 얼마나 기여했는지 확인하기 어렵다.</w:t>
+      </w:r>
+    </w:p>
+    <w:p>
+      <w:pPr>
+        <w:rPr>
+          <w:sz w:val="24"/>
+        </w:rPr>
+      </w:pPr>
+    </w:p>
+    <w:p>
+      <w:pPr>
+        <w:rPr>
+          <w:sz w:val="24"/>
+        </w:rPr>
+      </w:pPr>
+      <w:r>
+        <w:rPr>
+          <w:rFonts w:hint="eastAsia"/>
+          <w:sz w:val="24"/>
+        </w:rPr>
+        <w:t>결과적으로 모든 성능에서는 XGBoost가 가장 우수하였고, 영향력으로는</w:t>
+      </w:r>
+    </w:p>
+    <w:p>
+      <w:pPr>
+        <w:rPr>
+          <w:sz w:val="24"/>
+        </w:rPr>
+      </w:pPr>
+      <w:r>
+        <w:rPr>
+          <w:rFonts w:hint="eastAsia"/>
+          <w:sz w:val="24"/>
+        </w:rPr>
+        <w:t>모델 선택 &gt; feature selection 여부 &gt; 결측치 처리 방식 &gt; 인코딩 방식 &gt; 스케일링 방식</w:t>
+      </w:r>
+    </w:p>
+    <w:p>
+      <w:pPr>
+        <w:rPr>
+          <w:sz w:val="24"/>
+        </w:rPr>
+      </w:pPr>
+      <w:r>
+        <w:rPr>
+          <w:rFonts w:hint="eastAsia"/>
+          <w:sz w:val="24"/>
+        </w:rPr>
+        <w:t>으로 볼 수 있다.</w:t>
+      </w:r>
+    </w:p>
+    <w:p>
+      <w:pPr>
+        <w:rPr>
+          <w:sz w:val="24"/>
+        </w:rPr>
+      </w:pPr>
+    </w:p>
+    <w:p>
+      <w:pPr>
+        <w:rPr>
+          <w:sz w:val="24"/>
+        </w:rPr>
+      </w:pPr>
+      <w:r>
+        <w:rPr>
+          <w:rFonts w:hint="eastAsia"/>
+          <w:sz w:val="24"/>
+        </w:rPr>
+        <w:t xml:space="preserve">깃허브 주소 : </w:t>
+      </w:r>
+      <w:hyperlink r:id="rId12" w:history="1">
+        <w:r>
+          <w:rPr>
+            <w:rStyle w:val="aa"/>
+            <w:sz w:val="24"/>
+          </w:rPr>
+          <w:t>https://github.com/ekimje/Feature_Engineering.git</w:t>
+        </w:r>
+      </w:hyperlink>
+    </w:p>
+    <w:p>
+      <w:pPr>
+        <w:rPr>
+          <w:sz w:val="24"/>
+        </w:rPr>
+      </w:pPr>
     </w:p>
     <w:sectPr>
       <w:pgSz w:w="11906" w:h="16838"/>
@@ -4032,6 +4107,29 @@
       <w:spacing w:val="5"/>
     </w:rPr>
   </w:style>
+  <w:style w:type="character" w:styleId="aa">
+    <w:name w:val="Hyperlink"/>
+    <w:basedOn w:val="a0"/>
+    <w:uiPriority w:val="99"/>
+    <w:unhideWhenUsed/>
+    <w:rsid w:val="00823FDF"/>
+    <w:rPr>
+      <w:color w:val="467886" w:themeColor="hyperlink"/>
+      <w:u w:val="single"/>
+    </w:rPr>
+  </w:style>
+  <w:style w:type="character" w:styleId="ab">
+    <w:name w:val="Unresolved Mention"/>
+    <w:basedOn w:val="a0"/>
+    <w:uiPriority w:val="99"/>
+    <w:semiHidden/>
+    <w:unhideWhenUsed/>
+    <w:rsid w:val="00823FDF"/>
+    <w:rPr>
+      <w:color w:val="605E5C"/>
+      <w:shd w:val="clear" w:color="auto" w:fill="E1DFDD"/>
+    </w:rPr>
+  </w:style>
 </w:styles>
 </file>
 
